--- a/data/downloads/Approval_Note_04.docx
+++ b/data/downloads/Approval_Note_04.docx
@@ -31,18 +31,18 @@
     <w:p/>
     <w:tbl>
       <w:tblPr>
+        <w:tblStyle w:val="TableGrid"/>
         <w:tblW w:type="auto" w:w="0"/>
-        <w:jc w:val="center"/>
         <w:tblLook w:firstColumn="1" w:firstRow="1" w:lastColumn="0" w:lastRow="0" w:noHBand="0" w:noVBand="1" w:val="04A0"/>
       </w:tblPr>
       <w:tblGrid>
-        <w:gridCol w:w="4680"/>
-        <w:gridCol w:w="4680"/>
+        <w:gridCol w:w="4392"/>
+        <w:gridCol w:w="4392"/>
       </w:tblGrid>
       <w:tr>
         <w:tc>
           <w:tcPr>
-            <w:tcW w:type="dxa" w:w="4680"/>
+            <w:tcW w:type="dxa" w:w="4392"/>
           </w:tcPr>
           <w:p>
             <w:r>
@@ -55,11 +55,11 @@
         </w:tc>
         <w:tc>
           <w:tcPr>
-            <w:tcW w:type="dxa" w:w="4680"/>
+            <w:tcW w:type="dxa" w:w="4392"/>
           </w:tcPr>
           <w:p>
             <w:r>
-              <w:t>Unit Unit 04</w:t>
+              <w:t>Unit 04</w:t>
             </w:r>
           </w:p>
         </w:tc>
@@ -67,7 +67,7 @@
       <w:tr>
         <w:tc>
           <w:tcPr>
-            <w:tcW w:type="dxa" w:w="4680"/>
+            <w:tcW w:type="dxa" w:w="4392"/>
           </w:tcPr>
           <w:p>
             <w:r>
@@ -80,11 +80,11 @@
         </w:tc>
         <w:tc>
           <w:tcPr>
-            <w:tcW w:type="dxa" w:w="4680"/>
+            <w:tcW w:type="dxa" w:w="4392"/>
           </w:tcPr>
           <w:p>
             <w:r>
-              <w:t>12 September 2026</w:t>
+              <w:t>15 September 2026</w:t>
             </w:r>
           </w:p>
         </w:tc>
@@ -92,7 +92,7 @@
       <w:tr>
         <w:tc>
           <w:tcPr>
-            <w:tcW w:type="dxa" w:w="4680"/>
+            <w:tcW w:type="dxa" w:w="4392"/>
           </w:tcPr>
           <w:p>
             <w:r>
@@ -105,11 +105,11 @@
         </w:tc>
         <w:tc>
           <w:tcPr>
-            <w:tcW w:type="dxa" w:w="4680"/>
+            <w:tcW w:type="dxa" w:w="4392"/>
           </w:tcPr>
           <w:p>
             <w:r>
-              <w:t>REF-SOV-Unit 04-2026</w:t>
+              <w:t>REF-SOV-Unit-04-2026</w:t>
             </w:r>
           </w:p>
         </w:tc>
@@ -117,7 +117,7 @@
       <w:tr>
         <w:tc>
           <w:tcPr>
-            <w:tcW w:type="dxa" w:w="4680"/>
+            <w:tcW w:type="dxa" w:w="4392"/>
           </w:tcPr>
           <w:p>
             <w:r>
@@ -130,7 +130,7 @@
         </w:tc>
         <w:tc>
           <w:tcPr>
-            <w:tcW w:type="dxa" w:w="4680"/>
+            <w:tcW w:type="dxa" w:w="4392"/>
           </w:tcPr>
           <w:p>
             <w:r>
@@ -170,18 +170,33 @@
     </w:p>
     <w:tbl>
       <w:tblPr>
+        <w:tblStyle w:val="TableGrid"/>
         <w:tblW w:type="auto" w:w="0"/>
         <w:tblLook w:firstColumn="1" w:firstRow="1" w:lastColumn="0" w:lastRow="0" w:noHBand="0" w:noVBand="1" w:val="04A0"/>
       </w:tblPr>
       <w:tblGrid>
-        <w:gridCol w:w="3120"/>
-        <w:gridCol w:w="3120"/>
-        <w:gridCol w:w="3120"/>
+        <w:gridCol w:w="2196"/>
+        <w:gridCol w:w="2196"/>
+        <w:gridCol w:w="2196"/>
+        <w:gridCol w:w="2196"/>
       </w:tblGrid>
       <w:tr>
         <w:tc>
           <w:tcPr>
-            <w:tcW w:type="dxa" w:w="3120"/>
+            <w:tcW w:type="dxa" w:w="2196"/>
+          </w:tcPr>
+          <w:p>
+            <w:r>
+              <w:rPr>
+                <w:b/>
+              </w:rPr>
+              <w:t>ID</w:t>
+            </w:r>
+          </w:p>
+        </w:tc>
+        <w:tc>
+          <w:tcPr>
+            <w:tcW w:type="dxa" w:w="2196"/>
           </w:tcPr>
           <w:p>
             <w:r>
@@ -194,20 +209,20 @@
         </w:tc>
         <w:tc>
           <w:tcPr>
-            <w:tcW w:type="dxa" w:w="3120"/>
+            <w:tcW w:type="dxa" w:w="2196"/>
           </w:tcPr>
           <w:p>
             <w:r>
               <w:rPr>
                 <w:b/>
               </w:rPr>
-              <w:t>Severity / Category</w:t>
+              <w:t>Severity</w:t>
             </w:r>
           </w:p>
         </w:tc>
         <w:tc>
           <w:tcPr>
-            <w:tcW w:type="dxa" w:w="3120"/>
+            <w:tcW w:type="dxa" w:w="2196"/>
           </w:tcPr>
           <w:p>
             <w:r>
@@ -222,7 +237,17 @@
       <w:tr>
         <w:tc>
           <w:tcPr>
-            <w:tcW w:type="dxa" w:w="3120"/>
+            <w:tcW w:type="dxa" w:w="2196"/>
+          </w:tcPr>
+          <w:p>
+            <w:r>
+              <w:t>F-01</w:t>
+            </w:r>
+          </w:p>
+        </w:tc>
+        <w:tc>
+          <w:tcPr>
+            <w:tcW w:type="dxa" w:w="2196"/>
           </w:tcPr>
           <w:p>
             <w:r>
@@ -232,7 +257,7 @@
         </w:tc>
         <w:tc>
           <w:tcPr>
-            <w:tcW w:type="dxa" w:w="3120"/>
+            <w:tcW w:type="dxa" w:w="2196"/>
           </w:tcPr>
           <w:p>
             <w:r>
@@ -242,11 +267,11 @@
         </w:tc>
         <w:tc>
           <w:tcPr>
-            <w:tcW w:type="dxa" w:w="3120"/>
+            <w:tcW w:type="dxa" w:w="2196"/>
           </w:tcPr>
           <w:p>
             <w:r>
-              <w:t>24px.svg — Page 1</w:t>
+              <w:t>test_image sovereign ai.jpg — Page 1</w:t>
             </w:r>
           </w:p>
         </w:tc>
@@ -254,7 +279,17 @@
       <w:tr>
         <w:tc>
           <w:tcPr>
-            <w:tcW w:type="dxa" w:w="3120"/>
+            <w:tcW w:type="dxa" w:w="2196"/>
+          </w:tcPr>
+          <w:p>
+            <w:r>
+              <w:t>F-02</w:t>
+            </w:r>
+          </w:p>
+        </w:tc>
+        <w:tc>
+          <w:tcPr>
+            <w:tcW w:type="dxa" w:w="2196"/>
           </w:tcPr>
           <w:p>
             <w:r>
@@ -264,7 +299,7 @@
         </w:tc>
         <w:tc>
           <w:tcPr>
-            <w:tcW w:type="dxa" w:w="3120"/>
+            <w:tcW w:type="dxa" w:w="2196"/>
           </w:tcPr>
           <w:p>
             <w:r>
@@ -274,11 +309,11 @@
         </w:tc>
         <w:tc>
           <w:tcPr>
-            <w:tcW w:type="dxa" w:w="3120"/>
+            <w:tcW w:type="dxa" w:w="2196"/>
           </w:tcPr>
           <w:p>
             <w:r>
-              <w:t>_OceanofPDF.com_The_Aspect_of_Essence_-_Samantha_Amstutz.pdf — Page 1</w:t>
+              <w:t>test_image sovereign ai.jpg — Page 1</w:t>
             </w:r>
           </w:p>
         </w:tc>
@@ -298,7 +333,7 @@
         <w:pStyle w:val="ListBullet"/>
       </w:pPr>
       <w:r>
-        <w:t>• 24px.svg — Page 1</w:t>
+        <w:t>• test_image sovereign ai.jpg — Page 1</w:t>
       </w:r>
     </w:p>
     <w:p>
@@ -306,7 +341,7 @@
         <w:pStyle w:val="ListBullet"/>
       </w:pPr>
       <w:r>
-        <w:t>• _OceanofPDF.com_The_Aspect_of_Essence_-_Samantha_Amstutz.pdf — Page 6</w:t>
+        <w:t>• Bus Tracking Project – Knowledge Transfer (1) (3).pdf — Page 4</w:t>
       </w:r>
     </w:p>
     <w:p>
@@ -314,7 +349,7 @@
         <w:pStyle w:val="ListBullet"/>
       </w:pPr>
       <w:r>
-        <w:t>• _OceanofPDF.com_The_Aspect_of_Essence_-_Samantha_Amstutz.pdf — Page 1</w:t>
+        <w:t>• test_image sovereign ai.jpg — Page 1</w:t>
       </w:r>
     </w:p>
     <w:p>
@@ -322,9 +357,10 @@
         <w:pStyle w:val="ListBullet"/>
       </w:pPr>
       <w:r>
-        <w:t>• _OceanofPDF.com_Shards_of_Desire_-_RL_Caulder.pdf — Page 1</w:t>
+        <w:t>• Bus Tracking Project – Knowledge Transfer (1) (3).pdf — Page 4</w:t>
       </w:r>
     </w:p>
+    <w:p/>
     <w:p>
       <w:pPr>
         <w:pStyle w:val="Heading1"/>
@@ -340,12 +376,12 @@
     </w:p>
     <w:p>
       <w:r>
-        <w:t>1. Obtain lead supervisor engineer signature on maintenance log section 04-B.</w:t>
+        <w:t>2. Obtain lead supervisor engineer signature on maintenance log section 04-B.</w:t>
       </w:r>
     </w:p>
     <w:p>
       <w:r>
-        <w:t>1. Verify all relief valve trip pressure settings against design thresholds.</w:t>
+        <w:t>3. Verify all relief valve trip pressure settings against design thresholds.</w:t>
       </w:r>
     </w:p>
     <w:p/>
@@ -367,21 +403,23 @@
         <w:t>NOTICE: This approval note was drafted by Sovereign AI Workbench local multi-agent system. Final operational sign-off must be performed by an authorized certifying engineer.</w:t>
       </w:r>
     </w:p>
+    <w:p/>
     <w:p>
       <w:r>
-        <w:br/>
-        <w:br/>
-        <w:t>___________________________                 ___________________________</w:t>
+        <w:t>___________________________                ___________________________</w:t>
       </w:r>
     </w:p>
     <w:p>
       <w:r>
-        <w:t>Lead Inspector Signature                       Supervising Engineer Signature</w:t>
+        <w:rPr>
+          <w:sz w:val="18"/>
+        </w:rPr>
+        <w:t>Lead Inspector Signature                      Supervising Engineer Signature</w:t>
       </w:r>
     </w:p>
     <w:sectPr>
       <w:pgSz w:w="12240" w:h="15840"/>
-      <w:pgMar w:top="1440" w:right="1440" w:bottom="1440" w:left="1440" w:header="720" w:footer="720" w:gutter="0"/>
+      <w:pgMar w:top="1440" w:right="1728" w:bottom="1440" w:left="1728" w:header="720" w:footer="720" w:gutter="0"/>
       <w:cols w:space="720"/>
       <w:docGrid w:linePitch="360"/>
     </w:sectPr>
